--- a/spa/docx/023.content.docx
+++ b/spa/docx/023.content.docx
@@ -2721,19 +2721,32 @@
           <w:i/>
           <w:lang w:val="es_ES" w:bidi="es_ES"/>
         </w:rPr>
-        <w:t>Mataiotes</w:t>
-      </w:r>
-      <w:r>
-        <w:rPr>
-          <w:lang w:val="es_ES" w:bidi="es_ES"/>
-        </w:rPr>
-        <w:t xml:space="preserve"> es el término utilizado en la Septuaginta. Cuando Pablo usa </w:t>
+        <w:t xml:space="preserve">Mataiotes </w:t>
+      </w:r>
+      <w:r>
+        <w:rPr>
+          <w:lang w:val="es_ES" w:bidi="es_ES"/>
+        </w:rPr>
+        <w:t xml:space="preserve">es la palabra que la Septuaginta utiliza para traducir </w:t>
       </w:r>
       <w:r>
         <w:rPr>
           <w:i/>
           <w:lang w:val="es_ES" w:bidi="es_ES"/>
         </w:rPr>
+        <w:t xml:space="preserve">hevel </w:t>
+      </w:r>
+      <w:r>
+        <w:rPr>
+          <w:lang w:val="es_ES" w:bidi="es_ES"/>
+        </w:rPr>
+        <w:t xml:space="preserve">en el libro de Eclesiastés.. Cuando Pablo usa </w:t>
+      </w:r>
+      <w:r>
+        <w:rPr>
+          <w:i/>
+          <w:lang w:val="es_ES" w:bidi="es_ES"/>
+        </w:rPr>
         <w:t>kenos</w:t>
       </w:r>
       <w:r>
@@ -2942,20 +2955,20 @@
         <w:rPr>
           <w:lang w:val="es_ES" w:bidi="es_ES"/>
         </w:rPr>
-        <w:t xml:space="preserve"> se utilizaba regularmente en la literatura griega para describir lo que es inútil o vacío. El sustantivo </w:t>
+        <w:t xml:space="preserve"> era común en la literatura griega, donde describía algo vano o vacío. El sustantivo </w:t>
       </w:r>
       <w:r>
         <w:rPr>
           <w:i/>
           <w:lang w:val="es_ES" w:bidi="es_ES"/>
         </w:rPr>
-        <w:t>mataiotes</w:t>
-      </w:r>
-      <w:r>
-        <w:rPr>
-          <w:lang w:val="es_ES" w:bidi="es_ES"/>
-        </w:rPr>
-        <w:t xml:space="preserve"> se encuentra principalmente en la Biblia. En la Septuaginta, a menudo describe inutilidad, falta de valor, vanidad y futilidad.</w:t>
+        <w:t>mataiotēs</w:t>
+      </w:r>
+      <w:r>
+        <w:rPr>
+          <w:lang w:val="es_ES" w:bidi="es_ES"/>
+        </w:rPr>
+        <w:t>, en cambio, aparece casi exclusivamente en los escritos bíblicos. La Septuaginta lo utiliza a menudo para describir aquello que es inútil, carente de valor o fútil.</w:t>
       </w:r>
     </w:p>
     <w:p>
